--- a/договор ДУСАЕВ .docx
+++ b/договор ДУСАЕВ .docx
@@ -1,6 +1,6 @@
 
 <file path=word/document.xml><?xml version="1.0" encoding="utf-8"?>
-<w:document xmlns:wpc="http://schemas.microsoft.com/office/word/2010/wordprocessingCanvas" xmlns:cx="http://schemas.microsoft.com/office/drawing/2014/chartex" xmlns:cx1="http://schemas.microsoft.com/office/drawing/2015/9/8/chartex" xmlns:cx2="http://schemas.microsoft.com/office/drawing/2015/10/21/chartex" xmlns:cx3="http://schemas.microsoft.com/office/drawing/2016/5/9/chartex" xmlns:cx4="http://schemas.microsoft.com/office/drawing/2016/5/10/chartex" xmlns:cx5="http://schemas.microsoft.com/office/drawing/2016/5/11/chartex" xmlns:cx6="http://schemas.microsoft.com/office/drawing/2016/5/12/chartex" xmlns:cx7="http://schemas.microsoft.com/office/drawing/2016/5/13/chartex" xmlns:cx8="http://schemas.microsoft.com/office/drawing/2016/5/14/chartex" xmlns:mc="http://schemas.openxmlformats.org/markup-compatibility/2006" xmlns:aink="http://schemas.microsoft.com/office/drawing/2016/ink" xmlns:am3d="http://schemas.microsoft.com/office/drawing/2017/model3d" xmlns:o="urn:schemas-microsoft-com:office:office" xmlns:oel="http://schemas.microsoft.com/office/2019/extlst" xmlns:r="http://schemas.openxmlformats.org/officeDocument/2006/relationships" xmlns:m="http://schemas.openxmlformats.org/officeDocument/2006/math" xmlns:v="urn:schemas-microsoft-com:vml" xmlns:wp14="http://schemas.microsoft.com/office/word/2010/wordprocessingDrawing" xmlns:wp="http://schemas.openxmlformats.org/drawingml/2006/wordprocessingDrawing" xmlns:w10="urn:schemas-microsoft-com:office:word" xmlns:w="http://schemas.openxmlformats.org/wordprocessingml/2006/main" xmlns:w14="http://schemas.microsoft.com/office/word/2010/wordml" xmlns:w15="http://schemas.microsoft.com/office/word/2012/wordml" xmlns:w16cex="http://schemas.microsoft.com/office/word/2018/wordml/cex" xmlns:w16cid="http://schemas.microsoft.com/office/word/2016/wordml/cid" xmlns:w16="http://schemas.microsoft.com/office/word/2018/wordml" xmlns:w16du="http://schemas.microsoft.com/office/word/2023/wordml/word16du" xmlns:w16sdtdh="http://schemas.microsoft.com/office/word/2020/wordml/sdtdatahash" xmlns:w16sdtfl="http://schemas.microsoft.com/office/word/2024/wordml/sdtformatlock" xmlns:w16se="http://schemas.microsoft.com/office/word/2015/wordml/symex" xmlns:wpg="http://schemas.microsoft.com/office/word/2010/wordprocessingGroup" xmlns:wpi="http://schemas.microsoft.com/office/word/2010/wordprocessingInk" xmlns:wne="http://schemas.microsoft.com/office/word/2006/wordml" xmlns:wps="http://schemas.microsoft.com/office/word/2010/wordprocessingShape" mc:Ignorable="w14 w15 w16se w16cid w16 w16cex w16sdtdh w16sdtfl w16du wp14">
+<w:document xmlns:wpc="http://schemas.microsoft.com/office/word/2010/wordprocessingCanvas" xmlns:cx="http://schemas.microsoft.com/office/drawing/2014/chartex" xmlns:cx1="http://schemas.microsoft.com/office/drawing/2015/9/8/chartex" xmlns:cx2="http://schemas.microsoft.com/office/drawing/2015/10/21/chartex" xmlns:cx3="http://schemas.microsoft.com/office/drawing/2016/5/9/chartex" xmlns:cx4="http://schemas.microsoft.com/office/drawing/2016/5/10/chartex" xmlns:cx5="http://schemas.microsoft.com/office/drawing/2016/5/11/chartex" xmlns:cx6="http://schemas.microsoft.com/office/drawing/2016/5/12/chartex" xmlns:cx7="http://schemas.microsoft.com/office/drawing/2016/5/13/chartex" xmlns:cx8="http://schemas.microsoft.com/office/drawing/2016/5/14/chartex" xmlns:mc="http://schemas.openxmlformats.org/markup-compatibility/2006" xmlns:aink="http://schemas.microsoft.com/office/drawing/2016/ink" xmlns:am3d="http://schemas.microsoft.com/office/drawing/2017/model3d" xmlns:o="urn:schemas-microsoft-com:office:office" xmlns:oel="http://schemas.microsoft.com/office/2019/extlst" xmlns:r="http://schemas.openxmlformats.org/officeDocument/2006/relationships" xmlns:m="http://schemas.openxmlformats.org/officeDocument/2006/math" xmlns:v="urn:schemas-microsoft-com:vml" xmlns:wp14="http://schemas.microsoft.com/office/word/2010/wordprocessingDrawing" xmlns:wp="http://schemas.openxmlformats.org/drawingml/2006/wordprocessingDrawing" xmlns:w10="urn:schemas-microsoft-com:office:word" xmlns:w="http://schemas.openxmlformats.org/wordprocessingml/2006/main" xmlns:w14="http://schemas.microsoft.com/office/word/2010/wordml" xmlns:w15="http://schemas.microsoft.com/office/word/2012/wordml" xmlns:w16cex="http://schemas.microsoft.com/office/word/2018/wordml/cex" xmlns:w16cid="http://schemas.microsoft.com/office/word/2016/wordml/cid" xmlns:w16="http://schemas.microsoft.com/office/word/2018/wordml" xmlns:w16sdtdh="http://schemas.microsoft.com/office/word/2020/wordml/sdtdatahash" xmlns:w16se="http://schemas.microsoft.com/office/word/2015/wordml/symex" xmlns:wpg="http://schemas.microsoft.com/office/word/2010/wordprocessingGroup" xmlns:wpi="http://schemas.microsoft.com/office/word/2010/wordprocessingInk" xmlns:wne="http://schemas.microsoft.com/office/word/2006/wordml" xmlns:wps="http://schemas.microsoft.com/office/word/2010/wordprocessingShape" mc:Ignorable="w14 w15 w16se w16cid w16 w16cex w16sdtdh wp14">
   <w:body>
     <w:p>
       <w:pPr>
@@ -168,7 +168,7 @@
                 <w:szCs w:val="16"/>
                 <w:lang w:val="ru-RU"/>
               </w:rPr>
-              <w:t>13.02.2026</w:t>
+              <w:t>14.02.2026</w:t>
             </w:r>
             <w:r>
               <w:rPr>
@@ -212,26 +212,27 @@
       </w:pPr>
       <w:r>
         <w:rPr>
-          <w:color w:val="333333"/>
-          <w:lang w:val="ru-RU"/>
-        </w:rPr>
-        <w:t>_________________________________________________________, именуемый в дальнейшем «</w:t>
-      </w:r>
-      <w:r>
-        <w:rPr>
           <w:b/>
           <w:bCs/>
           <w:color w:val="333333"/>
-          <w:lang w:val="ru-RU"/>
-        </w:rPr>
-        <w:t>Исполнитель</w:t>
-      </w:r>
-      <w:r>
-        <w:rPr>
-          <w:color w:val="333333"/>
-          <w:lang w:val="ru-RU"/>
-        </w:rPr>
-        <w:t xml:space="preserve">», с одной стороны, </w:t>
+          <w:u w:val="single"/>
+          <w:lang w:val="ru-RU"/>
+        </w:rPr>
+        <w:t>Дусаев Азам Нодирович</w:t>
+      </w:r>
+      <w:r>
+        <w:rPr>
+          <w:color w:val="333333"/>
+          <w:lang w:val="ru-RU"/>
+        </w:rPr>
+        <w:t xml:space="preserve"> </w:t>
+      </w:r>
+      <w:r>
+        <w:rPr>
+          <w:color w:val="333333"/>
+          <w:lang w:val="ru-RU"/>
+        </w:rPr>
+        <w:t>именуемый в дальнейшем «</w:t>
       </w:r>
       <w:r>
         <w:rPr>
@@ -240,7 +241,14 @@
           <w:color w:val="333333"/>
           <w:lang w:val="ru-RU"/>
         </w:rPr>
-        <w:t xml:space="preserve">и </w:t>
+        <w:t>Исполнитель</w:t>
+      </w:r>
+      <w:r>
+        <w:rPr>
+          <w:color w:val="333333"/>
+          <w:lang w:val="ru-RU"/>
+        </w:rPr>
+        <w:t xml:space="preserve">», с одной стороны, </w:t>
       </w:r>
       <w:r>
         <w:rPr>
@@ -249,14 +257,7 @@
           <w:color w:val="333333"/>
           <w:lang w:val="ru-RU"/>
         </w:rPr>
-        <w:t>Довгаль Константин Викторович</w:t>
-      </w:r>
-      <w:r>
-        <w:rPr>
-          <w:color w:val="333333"/>
-          <w:lang w:val="ru-RU"/>
-        </w:rPr>
-        <w:t>, именуемый в дальнейшем «</w:t>
+        <w:t xml:space="preserve">и </w:t>
       </w:r>
       <w:r>
         <w:rPr>
@@ -265,14 +266,14 @@
           <w:color w:val="333333"/>
           <w:lang w:val="ru-RU"/>
         </w:rPr>
-        <w:t>Заказчик</w:t>
-      </w:r>
-      <w:r>
-        <w:rPr>
-          <w:color w:val="333333"/>
-          <w:lang w:val="ru-RU"/>
-        </w:rPr>
-        <w:t>», с другой стороны, именуемые в дальнейшем «Стороны», заключили настоящий договор, в дальнейшем «</w:t>
+        <w:t>Довгаль Константин Викторович</w:t>
+      </w:r>
+      <w:r>
+        <w:rPr>
+          <w:color w:val="333333"/>
+          <w:lang w:val="ru-RU"/>
+        </w:rPr>
+        <w:t>, именуемый в дальнейшем «</w:t>
       </w:r>
       <w:r>
         <w:rPr>
@@ -281,6 +282,22 @@
           <w:color w:val="333333"/>
           <w:lang w:val="ru-RU"/>
         </w:rPr>
+        <w:t>Заказчик</w:t>
+      </w:r>
+      <w:r>
+        <w:rPr>
+          <w:color w:val="333333"/>
+          <w:lang w:val="ru-RU"/>
+        </w:rPr>
+        <w:t>», с другой стороны, именуемые в дальнейшем «Стороны», заключили настоящий договор, в дальнейшем «</w:t>
+      </w:r>
+      <w:r>
+        <w:rPr>
+          <w:b/>
+          <w:bCs/>
+          <w:color w:val="333333"/>
+          <w:lang w:val="ru-RU"/>
+        </w:rPr>
         <w:t>Договор</w:t>
       </w:r>
       <w:r>
@@ -379,15 +396,40 @@
           <w:color w:val="333333"/>
           <w:lang w:val="ru-RU"/>
         </w:rPr>
+        <w:t xml:space="preserve"> - </w:t>
+      </w:r>
+      <w:r>
+        <w:rPr>
+          <w:color w:val="333333"/>
+          <w:lang w:val="ru-RU"/>
+        </w:rPr>
         <w:t xml:space="preserve"> </w:t>
       </w:r>
-      <w:proofErr w:type="gramStart"/>
-      <w:r>
-        <w:rPr>
-          <w:color w:val="333333"/>
-          <w:lang w:val="ru-RU"/>
-        </w:rPr>
-        <w:t xml:space="preserve">- </w:t>
+      <w:r>
+        <w:rPr>
+          <w:color w:val="333333"/>
+          <w:lang w:val="ru-RU"/>
+        </w:rPr>
+        <w:t>крос</w:t>
+      </w:r>
+      <w:r>
+        <w:rPr>
+          <w:color w:val="333333"/>
+        </w:rPr>
+        <w:t>c</w:t>
+      </w:r>
+      <w:r>
+        <w:rPr>
+          <w:color w:val="333333"/>
+          <w:lang w:val="ru-RU"/>
+        </w:rPr>
+        <w:t>платформенного мобильного приложения «</w:t>
+      </w:r>
+      <w:r>
+        <w:rPr>
+          <w:color w:val="333333"/>
+        </w:rPr>
+        <w:t>Spy</w:t>
       </w:r>
       <w:r>
         <w:rPr>
@@ -396,28 +438,137 @@
         </w:rPr>
         <w:t xml:space="preserve"> </w:t>
       </w:r>
-      <w:proofErr w:type="spellStart"/>
-      <w:r>
-        <w:rPr>
-          <w:color w:val="333333"/>
-          <w:lang w:val="ru-RU"/>
-        </w:rPr>
-        <w:t>крос</w:t>
-      </w:r>
-      <w:proofErr w:type="spellEnd"/>
-      <w:proofErr w:type="gramEnd"/>
-      <w:r>
-        <w:rPr>
-          <w:color w:val="333333"/>
-        </w:rPr>
-        <w:t>c</w:t>
-      </w:r>
-      <w:r>
-        <w:rPr>
-          <w:color w:val="333333"/>
-          <w:lang w:val="ru-RU"/>
-        </w:rPr>
-        <w:t>платформенного мобильного приложения «</w:t>
+      <w:r>
+        <w:rPr>
+          <w:color w:val="333333"/>
+        </w:rPr>
+        <w:t>Network</w:t>
+      </w:r>
+      <w:r>
+        <w:rPr>
+          <w:color w:val="333333"/>
+          <w:lang w:val="ru-RU"/>
+        </w:rPr>
+        <w:t>»</w:t>
+      </w:r>
+      <w:r>
+        <w:rPr>
+          <w:color w:val="333333"/>
+          <w:lang w:val="ru-RU"/>
+        </w:rPr>
+        <w:t xml:space="preserve"> (</w:t>
+      </w:r>
+      <w:r>
+        <w:rPr>
+          <w:color w:val="333333"/>
+        </w:rPr>
+        <w:t>Pro</w:t>
+      </w:r>
+      <w:r>
+        <w:rPr>
+          <w:color w:val="333333"/>
+          <w:lang w:val="ru-RU"/>
+        </w:rPr>
+        <w:t xml:space="preserve"> </w:t>
+      </w:r>
+      <w:r>
+        <w:rPr>
+          <w:color w:val="333333"/>
+        </w:rPr>
+        <w:t>Network</w:t>
+      </w:r>
+      <w:r>
+        <w:rPr>
+          <w:color w:val="333333"/>
+          <w:lang w:val="ru-RU"/>
+        </w:rPr>
+        <w:t>)</w:t>
+      </w:r>
+      <w:r>
+        <w:rPr>
+          <w:color w:val="333333"/>
+          <w:lang w:val="ru-RU"/>
+        </w:rPr>
+        <w:t>,</w:t>
+      </w:r>
+      <w:r>
+        <w:rPr>
+          <w:color w:val="333333"/>
+          <w:lang w:val="ru-RU"/>
+        </w:rPr>
+        <w:t xml:space="preserve"> </w:t>
+      </w:r>
+      <w:r>
+        <w:rPr>
+          <w:color w:val="333333"/>
+          <w:lang w:val="ru-RU"/>
+        </w:rPr>
+        <w:t>Исполнителем для Заказчика, в дальнейшем именуемой Разработка Программы.</w:t>
+      </w:r>
+    </w:p>
+    <w:p>
+      <w:pPr>
+        <w:spacing w:after="150" w:line="360" w:lineRule="auto"/>
+        <w:rPr>
+          <w:color w:val="333333"/>
+          <w:lang w:val="ru-RU"/>
+        </w:rPr>
+      </w:pPr>
+      <w:r>
+        <w:rPr>
+          <w:color w:val="333333"/>
+          <w:lang w:val="ru-RU"/>
+        </w:rPr>
+        <w:t>1.2. Исполнитель обязуется для Заказчика в сроки, обусловленные настоящим договором,</w:t>
+      </w:r>
+      <w:r>
+        <w:rPr>
+          <w:color w:val="333333"/>
+          <w:lang w:val="ru-RU"/>
+        </w:rPr>
+        <w:t xml:space="preserve"> запустить на сервере предоставленную Заказчиком</w:t>
+      </w:r>
+      <w:r>
+        <w:rPr>
+          <w:color w:val="333333"/>
+          <w:lang w:val="ru-RU"/>
+        </w:rPr>
+        <w:t xml:space="preserve"> и принадлежащую Заказчику</w:t>
+      </w:r>
+      <w:r>
+        <w:rPr>
+          <w:color w:val="333333"/>
+          <w:lang w:val="ru-RU"/>
+        </w:rPr>
+        <w:t xml:space="preserve"> на основании </w:t>
+      </w:r>
+      <w:r>
+        <w:rPr>
+          <w:color w:val="333333"/>
+          <w:lang w:val="ru-RU"/>
+        </w:rPr>
+        <w:t>Свидетельства о государственной регистрации программы ЭВМ №</w:t>
+      </w:r>
+      <w:r>
+        <w:rPr>
+          <w:color w:val="333333"/>
+          <w:lang w:val="ru-RU"/>
+        </w:rPr>
+        <w:t>202661169, Программу</w:t>
+      </w:r>
+      <w:r>
+        <w:rPr>
+          <w:color w:val="333333"/>
+          <w:lang w:val="ru-RU"/>
+        </w:rPr>
+        <w:t xml:space="preserve"> </w:t>
+      </w:r>
+      <w:r>
+        <w:rPr>
+          <w:color w:val="333333"/>
+          <w:lang w:val="ru-RU"/>
+        </w:rPr>
+        <w:t>«</w:t>
       </w:r>
       <w:r>
         <w:rPr>
@@ -443,20 +594,41 @@
           <w:color w:val="333333"/>
           <w:lang w:val="ru-RU"/>
         </w:rPr>
-        <w:t>»</w:t>
-      </w:r>
-      <w:r>
-        <w:rPr>
-          <w:color w:val="333333"/>
-          <w:lang w:val="ru-RU"/>
-        </w:rPr>
-        <w:t xml:space="preserve"> (</w:t>
-      </w:r>
-      <w:r>
-        <w:rPr>
-          <w:color w:val="333333"/>
-        </w:rPr>
-        <w:t>Pro</w:t>
+        <w:t>»,</w:t>
+      </w:r>
+      <w:r>
+        <w:rPr>
+          <w:color w:val="333333"/>
+          <w:lang w:val="ru-RU"/>
+        </w:rPr>
+        <w:t xml:space="preserve"> разработать за плату </w:t>
+      </w:r>
+      <w:r>
+        <w:rPr>
+          <w:color w:val="333333"/>
+          <w:lang w:val="ru-RU"/>
+        </w:rPr>
+        <w:t xml:space="preserve">недостающие для этой задачи части </w:t>
+      </w:r>
+      <w:r>
+        <w:rPr>
+          <w:color w:val="333333"/>
+          <w:lang w:val="ru-RU"/>
+        </w:rPr>
+        <w:t>Программ</w:t>
+      </w:r>
+      <w:r>
+        <w:rPr>
+          <w:color w:val="333333"/>
+          <w:lang w:val="ru-RU"/>
+        </w:rPr>
+        <w:t xml:space="preserve">ы, обеспечив работу мобильного приложения на платформе </w:t>
+      </w:r>
+      <w:r>
+        <w:rPr>
+          <w:color w:val="333333"/>
+        </w:rPr>
+        <w:t>android</w:t>
       </w:r>
       <w:r>
         <w:rPr>
@@ -468,184 +640,16 @@
       <w:r>
         <w:rPr>
           <w:color w:val="333333"/>
-        </w:rPr>
-        <w:t>Network</w:t>
-      </w:r>
-      <w:r>
-        <w:rPr>
-          <w:color w:val="333333"/>
-          <w:lang w:val="ru-RU"/>
-        </w:rPr>
-        <w:t>)</w:t>
-      </w:r>
-      <w:r>
-        <w:rPr>
-          <w:color w:val="333333"/>
-          <w:lang w:val="ru-RU"/>
-        </w:rPr>
-        <w:t>,</w:t>
-      </w:r>
-      <w:r>
-        <w:rPr>
-          <w:color w:val="333333"/>
-          <w:lang w:val="ru-RU"/>
-        </w:rPr>
-        <w:t xml:space="preserve"> </w:t>
-      </w:r>
-      <w:r>
-        <w:rPr>
-          <w:color w:val="333333"/>
-          <w:lang w:val="ru-RU"/>
-        </w:rPr>
-        <w:t>Исполнителем для Заказчика, в дальнейшем именуемой Разработка Программы.</w:t>
-      </w:r>
-    </w:p>
-    <w:p>
-      <w:pPr>
-        <w:spacing w:after="150" w:line="360" w:lineRule="auto"/>
-        <w:rPr>
-          <w:color w:val="333333"/>
-          <w:lang w:val="ru-RU"/>
-        </w:rPr>
-      </w:pPr>
-      <w:r>
-        <w:rPr>
-          <w:color w:val="333333"/>
-          <w:lang w:val="ru-RU"/>
-        </w:rPr>
-        <w:t>1.2. Исполнитель обязуется для Заказчика в сроки, обусловленные настоящим договором,</w:t>
-      </w:r>
-      <w:r>
-        <w:rPr>
-          <w:color w:val="333333"/>
-          <w:lang w:val="ru-RU"/>
-        </w:rPr>
-        <w:t xml:space="preserve"> запустить на сервере предоставленную Заказчиком</w:t>
-      </w:r>
-      <w:r>
-        <w:rPr>
-          <w:color w:val="333333"/>
-          <w:lang w:val="ru-RU"/>
-        </w:rPr>
-        <w:t xml:space="preserve"> и принадлежащую Заказчику</w:t>
-      </w:r>
-      <w:r>
-        <w:rPr>
-          <w:color w:val="333333"/>
-          <w:lang w:val="ru-RU"/>
-        </w:rPr>
-        <w:t xml:space="preserve"> на основании </w:t>
-      </w:r>
-      <w:r>
-        <w:rPr>
-          <w:color w:val="333333"/>
-          <w:lang w:val="ru-RU"/>
-        </w:rPr>
-        <w:t>Свидетельства о государственной регистрации программы ЭВМ №</w:t>
-      </w:r>
-      <w:r>
-        <w:rPr>
-          <w:color w:val="333333"/>
-          <w:lang w:val="ru-RU"/>
-        </w:rPr>
-        <w:t>202661169, Программу</w:t>
-      </w:r>
-      <w:r>
-        <w:rPr>
-          <w:color w:val="333333"/>
-          <w:lang w:val="ru-RU"/>
-        </w:rPr>
-        <w:t xml:space="preserve"> </w:t>
-      </w:r>
-      <w:r>
-        <w:rPr>
-          <w:color w:val="333333"/>
-          <w:lang w:val="ru-RU"/>
-        </w:rPr>
-        <w:t>«</w:t>
-      </w:r>
-      <w:r>
-        <w:rPr>
-          <w:color w:val="333333"/>
-        </w:rPr>
-        <w:t>Spy</w:t>
-      </w:r>
-      <w:r>
-        <w:rPr>
-          <w:color w:val="333333"/>
-          <w:lang w:val="ru-RU"/>
-        </w:rPr>
-        <w:t xml:space="preserve"> </w:t>
-      </w:r>
-      <w:r>
-        <w:rPr>
-          <w:color w:val="333333"/>
-        </w:rPr>
-        <w:t>Network</w:t>
-      </w:r>
-      <w:r>
-        <w:rPr>
-          <w:color w:val="333333"/>
-          <w:lang w:val="ru-RU"/>
-        </w:rPr>
-        <w:t>»,</w:t>
-      </w:r>
-      <w:r>
-        <w:rPr>
-          <w:color w:val="333333"/>
-          <w:lang w:val="ru-RU"/>
-        </w:rPr>
-        <w:t xml:space="preserve"> разработать за плату </w:t>
-      </w:r>
-      <w:r>
-        <w:rPr>
-          <w:color w:val="333333"/>
-          <w:lang w:val="ru-RU"/>
-        </w:rPr>
-        <w:t xml:space="preserve">недостающие для этой задачи части </w:t>
-      </w:r>
-      <w:r>
-        <w:rPr>
-          <w:color w:val="333333"/>
-          <w:lang w:val="ru-RU"/>
-        </w:rPr>
-        <w:t>Программ</w:t>
-      </w:r>
-      <w:r>
-        <w:rPr>
-          <w:color w:val="333333"/>
-          <w:lang w:val="ru-RU"/>
-        </w:rPr>
-        <w:t xml:space="preserve">ы, обеспечив работу мобильного приложения на платформе </w:t>
-      </w:r>
-      <w:r>
-        <w:rPr>
-          <w:color w:val="333333"/>
-        </w:rPr>
-        <w:t>android</w:t>
-      </w:r>
-      <w:r>
-        <w:rPr>
-          <w:color w:val="333333"/>
-          <w:lang w:val="ru-RU"/>
-        </w:rPr>
-        <w:t xml:space="preserve"> </w:t>
-      </w:r>
-      <w:r>
-        <w:rPr>
-          <w:color w:val="333333"/>
           <w:lang w:val="ru-RU"/>
         </w:rPr>
         <w:t xml:space="preserve">и </w:t>
       </w:r>
-      <w:proofErr w:type="spellStart"/>
       <w:r>
         <w:rPr>
           <w:color w:val="333333"/>
         </w:rPr>
         <w:t>ios</w:t>
       </w:r>
-      <w:proofErr w:type="spellEnd"/>
       <w:r>
         <w:rPr>
           <w:color w:val="333333"/>
@@ -658,23 +662,7 @@
           <w:color w:val="333333"/>
           <w:lang w:val="ru-RU"/>
         </w:rPr>
-        <w:t xml:space="preserve">и </w:t>
-      </w:r>
-      <w:proofErr w:type="spellStart"/>
-      <w:r>
-        <w:rPr>
-          <w:color w:val="333333"/>
-          <w:lang w:val="ru-RU"/>
-        </w:rPr>
-        <w:t>бекэнда</w:t>
-      </w:r>
-      <w:proofErr w:type="spellEnd"/>
-      <w:r>
-        <w:rPr>
-          <w:color w:val="333333"/>
-          <w:lang w:val="ru-RU"/>
-        </w:rPr>
-        <w:t xml:space="preserve"> приложения на </w:t>
+        <w:t xml:space="preserve">и бекэнда приложения на </w:t>
       </w:r>
       <w:r>
         <w:rPr>
@@ -801,36 +789,18 @@
         </w:rPr>
         <w:t xml:space="preserve">веб-версия и подписки. вход через </w:t>
       </w:r>
-      <w:proofErr w:type="spellStart"/>
       <w:r>
         <w:rPr>
           <w:color w:val="333333"/>
         </w:rPr>
         <w:t>qr</w:t>
       </w:r>
-      <w:proofErr w:type="spellEnd"/>
-      <w:r>
-        <w:rPr>
-          <w:color w:val="333333"/>
-          <w:lang w:val="ru-RU"/>
-        </w:rPr>
-        <w:t xml:space="preserve">, удаление </w:t>
-      </w:r>
-      <w:proofErr w:type="spellStart"/>
-      <w:r>
-        <w:rPr>
-          <w:color w:val="333333"/>
-          <w:lang w:val="ru-RU"/>
-        </w:rPr>
-        <w:t>акка</w:t>
-      </w:r>
-      <w:proofErr w:type="spellEnd"/>
-      <w:r>
-        <w:rPr>
-          <w:color w:val="333333"/>
-          <w:lang w:val="ru-RU"/>
-        </w:rPr>
-        <w:t xml:space="preserve"> и сама страница оплаты в вебе. еще 2 дня, тоже 10к. </w:t>
+      <w:r>
+        <w:rPr>
+          <w:color w:val="333333"/>
+          <w:lang w:val="ru-RU"/>
+        </w:rPr>
+        <w:t xml:space="preserve">, удаление акка и сама страница оплаты в вебе. еще 2 дня, тоже 10к. </w:t>
       </w:r>
     </w:p>
     <w:p>
@@ -854,55 +824,7 @@
           <w:color w:val="333333"/>
           <w:lang w:val="ru-RU"/>
         </w:rPr>
-        <w:t xml:space="preserve">реклама. прикручу </w:t>
-      </w:r>
-      <w:proofErr w:type="spellStart"/>
-      <w:r>
-        <w:rPr>
-          <w:color w:val="333333"/>
-          <w:lang w:val="ru-RU"/>
-        </w:rPr>
-        <w:t>яндекс</w:t>
-      </w:r>
-      <w:proofErr w:type="spellEnd"/>
-      <w:r>
-        <w:rPr>
-          <w:color w:val="333333"/>
-          <w:lang w:val="ru-RU"/>
-        </w:rPr>
-        <w:t xml:space="preserve"> и </w:t>
-      </w:r>
-      <w:proofErr w:type="spellStart"/>
-      <w:r>
-        <w:rPr>
-          <w:color w:val="333333"/>
-          <w:lang w:val="ru-RU"/>
-        </w:rPr>
-        <w:t>вк</w:t>
-      </w:r>
-      <w:proofErr w:type="spellEnd"/>
-      <w:r>
-        <w:rPr>
-          <w:color w:val="333333"/>
-          <w:lang w:val="ru-RU"/>
-        </w:rPr>
-        <w:t xml:space="preserve"> блоки в досье и книжку, плюс баннер на старт. 1 день </w:t>
-      </w:r>
-      <w:proofErr w:type="spellStart"/>
-      <w:r>
-        <w:rPr>
-          <w:color w:val="333333"/>
-          <w:lang w:val="ru-RU"/>
-        </w:rPr>
-        <w:t>делов</w:t>
-      </w:r>
-      <w:proofErr w:type="spellEnd"/>
-      <w:r>
-        <w:rPr>
-          <w:color w:val="333333"/>
-          <w:lang w:val="ru-RU"/>
-        </w:rPr>
-        <w:t xml:space="preserve">, 5к. </w:t>
+        <w:t xml:space="preserve">реклама. прикручу яндекс и вк блоки в досье и книжку, плюс баннер на старт. 1 день делов, 5к. </w:t>
       </w:r>
     </w:p>
     <w:p>
@@ -979,14 +901,12 @@
           </w:rPr>
           <w:t>://</w:t>
         </w:r>
-        <w:proofErr w:type="spellStart"/>
         <w:r>
           <w:rPr>
             <w:rStyle w:val="a4"/>
           </w:rPr>
           <w:t>github</w:t>
         </w:r>
-        <w:proofErr w:type="spellEnd"/>
         <w:r>
           <w:rPr>
             <w:rStyle w:val="a4"/>
@@ -1007,14 +927,12 @@
           </w:rPr>
           <w:t>/</w:t>
         </w:r>
-        <w:proofErr w:type="spellStart"/>
         <w:r>
           <w:rPr>
             <w:rStyle w:val="a4"/>
           </w:rPr>
           <w:t>isikjon</w:t>
         </w:r>
-        <w:proofErr w:type="spellEnd"/>
         <w:r>
           <w:rPr>
             <w:rStyle w:val="a4"/>
@@ -1082,23 +1000,7 @@
           <w:color w:val="333333"/>
           <w:lang w:val="ru-RU"/>
         </w:rPr>
-        <w:t xml:space="preserve">Исполнитель </w:t>
-      </w:r>
-      <w:proofErr w:type="gramStart"/>
-      <w:r>
-        <w:rPr>
-          <w:color w:val="333333"/>
-          <w:lang w:val="ru-RU"/>
-        </w:rPr>
-        <w:t>обязуется</w:t>
-      </w:r>
-      <w:proofErr w:type="gramEnd"/>
-      <w:r>
-        <w:rPr>
-          <w:color w:val="333333"/>
-          <w:lang w:val="ru-RU"/>
-        </w:rPr>
-        <w:t xml:space="preserve"> </w:t>
+        <w:t xml:space="preserve">Исполнитель обязуется </w:t>
       </w:r>
       <w:r>
         <w:rPr>
@@ -1261,7 +1163,6 @@
         </w:rPr>
         <w:t xml:space="preserve">2.1.7. установить испытательный срок в течение </w:t>
       </w:r>
-      <w:proofErr w:type="gramStart"/>
       <w:r>
         <w:rPr>
           <w:color w:val="333333"/>
@@ -1276,7 +1177,6 @@
         </w:rPr>
         <w:t xml:space="preserve"> месяцев</w:t>
       </w:r>
-      <w:proofErr w:type="gramEnd"/>
       <w:r>
         <w:rPr>
           <w:color w:val="333333"/>
@@ -1571,15 +1471,28 @@
         </w:rPr>
         <w:t xml:space="preserve"> по </w:t>
       </w:r>
-      <w:proofErr w:type="spellStart"/>
-      <w:r>
-        <w:rPr>
-          <w:color w:val="333333"/>
-          <w:lang w:val="ru-RU"/>
-        </w:rPr>
-        <w:t>телерграмм</w:t>
-      </w:r>
-      <w:proofErr w:type="spellEnd"/>
+      <w:r>
+        <w:rPr>
+          <w:color w:val="333333"/>
+          <w:lang w:val="ru-RU"/>
+        </w:rPr>
+        <w:t>телерграмм.</w:t>
+      </w:r>
+    </w:p>
+    <w:p>
+      <w:pPr>
+        <w:spacing w:after="150" w:line="360" w:lineRule="auto"/>
+        <w:rPr>
+          <w:lang w:val="ru-RU"/>
+        </w:rPr>
+      </w:pPr>
+      <w:r>
+        <w:rPr>
+          <w:color w:val="333333"/>
+          <w:lang w:val="ru-RU"/>
+        </w:rPr>
+        <w:t xml:space="preserve">3.2.2. расторгнуть настоящий договор, в случае утраты интереса к предмету настоящего договора в ходе его выполнения, уведомив о том Исполнителя </w:t>
+      </w:r>
       <w:r>
         <w:rPr>
           <w:color w:val="333333"/>
@@ -1587,37 +1500,6 @@
         </w:rPr>
         <w:t>.</w:t>
       </w:r>
-    </w:p>
-    <w:p>
-      <w:pPr>
-        <w:spacing w:after="150" w:line="360" w:lineRule="auto"/>
-        <w:rPr>
-          <w:lang w:val="ru-RU"/>
-        </w:rPr>
-      </w:pPr>
-      <w:r>
-        <w:rPr>
-          <w:color w:val="333333"/>
-          <w:lang w:val="ru-RU"/>
-        </w:rPr>
-        <w:t xml:space="preserve">3.2.2. расторгнуть настоящий договор, в случае утраты интереса к предмету настоящего договора в ходе его выполнения, уведомив о том </w:t>
-      </w:r>
-      <w:proofErr w:type="gramStart"/>
-      <w:r>
-        <w:rPr>
-          <w:color w:val="333333"/>
-          <w:lang w:val="ru-RU"/>
-        </w:rPr>
-        <w:t xml:space="preserve">Исполнителя </w:t>
-      </w:r>
-      <w:r>
-        <w:rPr>
-          <w:color w:val="333333"/>
-          <w:lang w:val="ru-RU"/>
-        </w:rPr>
-        <w:t>.</w:t>
-      </w:r>
-      <w:proofErr w:type="gramEnd"/>
       <w:r>
         <w:rPr>
           <w:color w:val="333333"/>
@@ -1762,7 +1644,6 @@
         </w:rPr>
         <w:t xml:space="preserve">4.2. Заказчик оплачивает стоимость Разработки Программы, являющейся предметом настоящего договора путем перечисления денежных средств на </w:t>
       </w:r>
-      <w:proofErr w:type="gramStart"/>
       <w:r>
         <w:rPr>
           <w:color w:val="333333"/>
@@ -1782,15 +1663,7 @@
           <w:color w:val="333333"/>
           <w:lang w:val="ru-RU"/>
         </w:rPr>
-        <w:t>№</w:t>
-      </w:r>
-      <w:proofErr w:type="gramEnd"/>
-      <w:r>
-        <w:rPr>
-          <w:color w:val="333333"/>
-          <w:lang w:val="ru-RU"/>
-        </w:rPr>
-        <w:t xml:space="preserve"> </w:t>
+        <w:t xml:space="preserve">№ </w:t>
       </w:r>
       <w:r>
         <w:rPr>
@@ -2390,6 +2263,9 @@
               </w:rPr>
             </w:pPr>
             <w:r>
+              <w:rPr>
+                <w:lang w:val="ru-RU"/>
+              </w:rPr>
               <w:t>ДУСАЕВ АЗАМ НОДИРОВИЧ</w:t>
             </w:r>
           </w:p>
@@ -2642,25 +2518,7 @@
                 <w:szCs w:val="18"/>
                 <w:lang w:val="ru-RU"/>
               </w:rPr>
-              <w:t xml:space="preserve">ГУ МВД </w:t>
-            </w:r>
-            <w:proofErr w:type="gramStart"/>
-            <w:r>
-              <w:rPr>
-                <w:sz w:val="18"/>
-                <w:szCs w:val="18"/>
-                <w:lang w:val="ru-RU"/>
-              </w:rPr>
-              <w:t>РОССИИ  ПО</w:t>
-            </w:r>
-            <w:proofErr w:type="gramEnd"/>
-            <w:r>
-              <w:rPr>
-                <w:sz w:val="18"/>
-                <w:szCs w:val="18"/>
-                <w:lang w:val="ru-RU"/>
-              </w:rPr>
-              <w:t xml:space="preserve"> КРАСНОДАРСКОМУ КРАЮ</w:t>
+              <w:t>ГУ МВД РОССИИ  ПО КРАСНОДАРСКОМУ КРАЮ</w:t>
             </w:r>
           </w:p>
           <w:p>
@@ -2718,7 +2576,6 @@
               </w:rPr>
               <w:t xml:space="preserve">: </w:t>
             </w:r>
-            <w:proofErr w:type="spellStart"/>
             <w:r>
               <w:rPr>
                 <w:sz w:val="18"/>
@@ -2726,7 +2583,6 @@
               </w:rPr>
               <w:t>dovgalk</w:t>
             </w:r>
-            <w:proofErr w:type="spellEnd"/>
             <w:r>
               <w:rPr>
                 <w:sz w:val="18"/>
@@ -2750,7 +2606,6 @@
               </w:rPr>
               <w:t>.</w:t>
             </w:r>
-            <w:proofErr w:type="spellStart"/>
             <w:r>
               <w:rPr>
                 <w:sz w:val="18"/>
@@ -2758,24 +2613,14 @@
               </w:rPr>
               <w:t>ru</w:t>
             </w:r>
-            <w:proofErr w:type="spellEnd"/>
           </w:p>
           <w:p>
-            <w:proofErr w:type="spellStart"/>
             <w:r>
               <w:rPr>
                 <w:sz w:val="18"/>
                 <w:szCs w:val="18"/>
               </w:rPr>
-              <w:t>Тел</w:t>
-            </w:r>
-            <w:proofErr w:type="spellEnd"/>
-            <w:r>
-              <w:rPr>
-                <w:sz w:val="18"/>
-                <w:szCs w:val="18"/>
-              </w:rPr>
-              <w:t>.: +7 918 476</w:t>
+              <w:t>Тел.: +7 918 476</w:t>
             </w:r>
             <w:r>
               <w:t>-47-13</w:t>
@@ -2804,7 +2649,7 @@
           <w:lang w:val="ru-RU"/>
         </w:rPr>
         <w:drawing>
-          <wp:anchor distT="0" distB="0" distL="114300" distR="114300" simplePos="0" relativeHeight="251658240" behindDoc="1" locked="0" layoutInCell="1" allowOverlap="1" wp14:anchorId="2DE8FE92">
+          <wp:anchor distT="0" distB="0" distL="114300" distR="114300" simplePos="0" relativeHeight="251658240" behindDoc="1" locked="0" layoutInCell="1" allowOverlap="1" wp14:anchorId="6A24B164" wp14:editId="713EEFC4">
             <wp:simplePos x="0" y="0"/>
             <wp:positionH relativeFrom="column">
               <wp:posOffset>3359150</wp:posOffset>
@@ -2893,8 +2738,8 @@
         <w:tblLook w:val="04A0" w:firstRow="1" w:lastRow="0" w:firstColumn="1" w:lastColumn="0" w:noHBand="0" w:noVBand="1"/>
       </w:tblPr>
       <w:tblGrid>
-        <w:gridCol w:w="4508"/>
-        <w:gridCol w:w="4507"/>
+        <w:gridCol w:w="4559"/>
+        <w:gridCol w:w="4456"/>
       </w:tblGrid>
       <w:tr>
         <w:tc>
@@ -2910,24 +2755,70 @@
           <w:p>
             <w:pPr>
               <w:spacing w:after="0" w:line="360" w:lineRule="auto"/>
+              <w:rPr>
+                <w:lang w:val="ru-RU"/>
+              </w:rPr>
             </w:pPr>
-            <w:proofErr w:type="spellStart"/>
             <w:r>
               <w:rPr>
                 <w:color w:val="333333"/>
                 <w:sz w:val="18"/>
                 <w:szCs w:val="18"/>
               </w:rPr>
-              <w:t>Исполнитель</w:t>
-            </w:r>
-            <w:proofErr w:type="spellEnd"/>
-            <w:r>
-              <w:rPr>
-                <w:color w:val="333333"/>
-                <w:sz w:val="18"/>
-                <w:szCs w:val="18"/>
-              </w:rPr>
-              <w:t xml:space="preserve"> _______________</w:t>
+              <w:t xml:space="preserve">Исполнитель </w:t>
+            </w:r>
+            <w:r>
+              <w:rPr>
+                <w:noProof/>
+              </w:rPr>
+              <w:drawing>
+                <wp:inline distT="0" distB="0" distL="0" distR="0" wp14:anchorId="0135C2E7" wp14:editId="0682D4FD">
+                  <wp:extent cx="1371600" cy="701823"/>
+                  <wp:effectExtent l="0" t="0" r="0" b="0"/>
+                  <wp:docPr id="1" name="Рисунок 1"/>
+                  <wp:cNvGraphicFramePr>
+                    <a:graphicFrameLocks xmlns:a="http://schemas.openxmlformats.org/drawingml/2006/main" noChangeAspect="1"/>
+                  </wp:cNvGraphicFramePr>
+                  <a:graphic xmlns:a="http://schemas.openxmlformats.org/drawingml/2006/main">
+                    <a:graphicData uri="http://schemas.openxmlformats.org/drawingml/2006/picture">
+                      <pic:pic xmlns:pic="http://schemas.openxmlformats.org/drawingml/2006/picture">
+                        <pic:nvPicPr>
+                          <pic:cNvPr id="0" name="Picture 1"/>
+                          <pic:cNvPicPr>
+                            <a:picLocks noChangeAspect="1" noChangeArrowheads="1"/>
+                          </pic:cNvPicPr>
+                        </pic:nvPicPr>
+                        <pic:blipFill>
+                          <a:blip r:embed="rId11" cstate="print">
+                            <a:extLst>
+                              <a:ext uri="{28A0092B-C50C-407E-A947-70E740481C1C}">
+                                <a14:useLocalDpi xmlns:a14="http://schemas.microsoft.com/office/drawing/2010/main" val="0"/>
+                              </a:ext>
+                            </a:extLst>
+                          </a:blip>
+                          <a:srcRect/>
+                          <a:stretch>
+                            <a:fillRect/>
+                          </a:stretch>
+                        </pic:blipFill>
+                        <pic:spPr bwMode="auto">
+                          <a:xfrm>
+                            <a:off x="0" y="0"/>
+                            <a:ext cx="1380991" cy="706628"/>
+                          </a:xfrm>
+                          <a:prstGeom prst="rect">
+                            <a:avLst/>
+                          </a:prstGeom>
+                          <a:noFill/>
+                          <a:ln>
+                            <a:noFill/>
+                          </a:ln>
+                        </pic:spPr>
+                      </pic:pic>
+                    </a:graphicData>
+                  </a:graphic>
+                </wp:inline>
+              </w:drawing>
             </w:r>
           </w:p>
         </w:tc>
@@ -2945,23 +2836,13 @@
             <w:pPr>
               <w:spacing w:after="0" w:line="360" w:lineRule="auto"/>
             </w:pPr>
-            <w:proofErr w:type="spellStart"/>
             <w:r>
               <w:rPr>
                 <w:color w:val="333333"/>
                 <w:sz w:val="18"/>
                 <w:szCs w:val="18"/>
               </w:rPr>
-              <w:t>Заказчик</w:t>
-            </w:r>
-            <w:proofErr w:type="spellEnd"/>
-            <w:r>
-              <w:rPr>
-                <w:color w:val="333333"/>
-                <w:sz w:val="18"/>
-                <w:szCs w:val="18"/>
-              </w:rPr>
-              <w:t xml:space="preserve"> _______________</w:t>
+              <w:t>Заказчик _______________</w:t>
             </w:r>
           </w:p>
         </w:tc>
@@ -2974,12 +2855,9 @@
           <w:lang w:val="ru-RU"/>
         </w:rPr>
       </w:pPr>
-      <w:r>
-        <w:br w:type="page"/>
-      </w:r>
     </w:p>
     <w:sectPr>
-      <w:footerReference w:type="default" r:id="rId11"/>
+      <w:footerReference w:type="default" r:id="rId12"/>
       <w:pgSz w:w="11905" w:h="16837"/>
       <w:pgMar w:top="1440" w:right="1440" w:bottom="1440" w:left="1440" w:header="720" w:footer="720" w:gutter="0"/>
       <w:cols w:space="720"/>
@@ -2989,7 +2867,7 @@
 </file>
 
 <file path=word/endnotes.xml><?xml version="1.0" encoding="utf-8"?>
-<w:endnotes xmlns:wpc="http://schemas.microsoft.com/office/word/2010/wordprocessingCanvas" xmlns:cx="http://schemas.microsoft.com/office/drawing/2014/chartex" xmlns:cx1="http://schemas.microsoft.com/office/drawing/2015/9/8/chartex" xmlns:cx2="http://schemas.microsoft.com/office/drawing/2015/10/21/chartex" xmlns:cx3="http://schemas.microsoft.com/office/drawing/2016/5/9/chartex" xmlns:cx4="http://schemas.microsoft.com/office/drawing/2016/5/10/chartex" xmlns:cx5="http://schemas.microsoft.com/office/drawing/2016/5/11/chartex" xmlns:cx6="http://schemas.microsoft.com/office/drawing/2016/5/12/chartex" xmlns:cx7="http://schemas.microsoft.com/office/drawing/2016/5/13/chartex" xmlns:cx8="http://schemas.microsoft.com/office/drawing/2016/5/14/chartex" xmlns:mc="http://schemas.openxmlformats.org/markup-compatibility/2006" xmlns:aink="http://schemas.microsoft.com/office/drawing/2016/ink" xmlns:am3d="http://schemas.microsoft.com/office/drawing/2017/model3d" xmlns:o="urn:schemas-microsoft-com:office:office" xmlns:oel="http://schemas.microsoft.com/office/2019/extlst" xmlns:r="http://schemas.openxmlformats.org/officeDocument/2006/relationships" xmlns:m="http://schemas.openxmlformats.org/officeDocument/2006/math" xmlns:v="urn:schemas-microsoft-com:vml" xmlns:wp14="http://schemas.microsoft.com/office/word/2010/wordprocessingDrawing" xmlns:wp="http://schemas.openxmlformats.org/drawingml/2006/wordprocessingDrawing" xmlns:w10="urn:schemas-microsoft-com:office:word" xmlns:w="http://schemas.openxmlformats.org/wordprocessingml/2006/main" xmlns:w14="http://schemas.microsoft.com/office/word/2010/wordml" xmlns:w15="http://schemas.microsoft.com/office/word/2012/wordml" xmlns:w16cex="http://schemas.microsoft.com/office/word/2018/wordml/cex" xmlns:w16cid="http://schemas.microsoft.com/office/word/2016/wordml/cid" xmlns:w16="http://schemas.microsoft.com/office/word/2018/wordml" xmlns:w16du="http://schemas.microsoft.com/office/word/2023/wordml/word16du" xmlns:w16sdtdh="http://schemas.microsoft.com/office/word/2020/wordml/sdtdatahash" xmlns:w16sdtfl="http://schemas.microsoft.com/office/word/2024/wordml/sdtformatlock" xmlns:w16se="http://schemas.microsoft.com/office/word/2015/wordml/symex" xmlns:wpg="http://schemas.microsoft.com/office/word/2010/wordprocessingGroup" xmlns:wpi="http://schemas.microsoft.com/office/word/2010/wordprocessingInk" xmlns:wne="http://schemas.microsoft.com/office/word/2006/wordml" xmlns:wps="http://schemas.microsoft.com/office/word/2010/wordprocessingShape" mc:Ignorable="w14 w15 w16se w16cid w16 w16cex w16sdtdh w16sdtfl w16du wp14">
+<w:endnotes xmlns:wpc="http://schemas.microsoft.com/office/word/2010/wordprocessingCanvas" xmlns:cx="http://schemas.microsoft.com/office/drawing/2014/chartex" xmlns:cx1="http://schemas.microsoft.com/office/drawing/2015/9/8/chartex" xmlns:cx2="http://schemas.microsoft.com/office/drawing/2015/10/21/chartex" xmlns:cx3="http://schemas.microsoft.com/office/drawing/2016/5/9/chartex" xmlns:cx4="http://schemas.microsoft.com/office/drawing/2016/5/10/chartex" xmlns:cx5="http://schemas.microsoft.com/office/drawing/2016/5/11/chartex" xmlns:cx6="http://schemas.microsoft.com/office/drawing/2016/5/12/chartex" xmlns:cx7="http://schemas.microsoft.com/office/drawing/2016/5/13/chartex" xmlns:cx8="http://schemas.microsoft.com/office/drawing/2016/5/14/chartex" xmlns:mc="http://schemas.openxmlformats.org/markup-compatibility/2006" xmlns:aink="http://schemas.microsoft.com/office/drawing/2016/ink" xmlns:am3d="http://schemas.microsoft.com/office/drawing/2017/model3d" xmlns:o="urn:schemas-microsoft-com:office:office" xmlns:oel="http://schemas.microsoft.com/office/2019/extlst" xmlns:r="http://schemas.openxmlformats.org/officeDocument/2006/relationships" xmlns:m="http://schemas.openxmlformats.org/officeDocument/2006/math" xmlns:v="urn:schemas-microsoft-com:vml" xmlns:wp14="http://schemas.microsoft.com/office/word/2010/wordprocessingDrawing" xmlns:wp="http://schemas.openxmlformats.org/drawingml/2006/wordprocessingDrawing" xmlns:w10="urn:schemas-microsoft-com:office:word" xmlns:w="http://schemas.openxmlformats.org/wordprocessingml/2006/main" xmlns:w14="http://schemas.microsoft.com/office/word/2010/wordml" xmlns:w15="http://schemas.microsoft.com/office/word/2012/wordml" xmlns:w16cex="http://schemas.microsoft.com/office/word/2018/wordml/cex" xmlns:w16cid="http://schemas.microsoft.com/office/word/2016/wordml/cid" xmlns:w16="http://schemas.microsoft.com/office/word/2018/wordml" xmlns:w16sdtdh="http://schemas.microsoft.com/office/word/2020/wordml/sdtdatahash" xmlns:w16se="http://schemas.microsoft.com/office/word/2015/wordml/symex" xmlns:wpg="http://schemas.microsoft.com/office/word/2010/wordprocessingGroup" xmlns:wpi="http://schemas.microsoft.com/office/word/2010/wordprocessingInk" xmlns:wne="http://schemas.microsoft.com/office/word/2006/wordml" xmlns:wps="http://schemas.microsoft.com/office/word/2010/wordprocessingShape" mc:Ignorable="w14 w15 w16se w16cid w16 w16cex w16sdtdh wp14">
   <w:endnote w:type="separator" w:id="-1">
     <w:p>
       <w:pPr>
@@ -3014,13 +2892,13 @@
 </file>
 
 <file path=word/footer1.xml><?xml version="1.0" encoding="utf-8"?>
-<w:ftr xmlns:wpc="http://schemas.microsoft.com/office/word/2010/wordprocessingCanvas" xmlns:cx="http://schemas.microsoft.com/office/drawing/2014/chartex" xmlns:cx1="http://schemas.microsoft.com/office/drawing/2015/9/8/chartex" xmlns:cx2="http://schemas.microsoft.com/office/drawing/2015/10/21/chartex" xmlns:cx3="http://schemas.microsoft.com/office/drawing/2016/5/9/chartex" xmlns:cx4="http://schemas.microsoft.com/office/drawing/2016/5/10/chartex" xmlns:cx5="http://schemas.microsoft.com/office/drawing/2016/5/11/chartex" xmlns:cx6="http://schemas.microsoft.com/office/drawing/2016/5/12/chartex" xmlns:cx7="http://schemas.microsoft.com/office/drawing/2016/5/13/chartex" xmlns:cx8="http://schemas.microsoft.com/office/drawing/2016/5/14/chartex" xmlns:mc="http://schemas.openxmlformats.org/markup-compatibility/2006" xmlns:aink="http://schemas.microsoft.com/office/drawing/2016/ink" xmlns:am3d="http://schemas.microsoft.com/office/drawing/2017/model3d" xmlns:o="urn:schemas-microsoft-com:office:office" xmlns:oel="http://schemas.microsoft.com/office/2019/extlst" xmlns:r="http://schemas.openxmlformats.org/officeDocument/2006/relationships" xmlns:m="http://schemas.openxmlformats.org/officeDocument/2006/math" xmlns:v="urn:schemas-microsoft-com:vml" xmlns:wp14="http://schemas.microsoft.com/office/word/2010/wordprocessingDrawing" xmlns:wp="http://schemas.openxmlformats.org/drawingml/2006/wordprocessingDrawing" xmlns:w10="urn:schemas-microsoft-com:office:word" xmlns:w="http://schemas.openxmlformats.org/wordprocessingml/2006/main" xmlns:w14="http://schemas.microsoft.com/office/word/2010/wordml" xmlns:w15="http://schemas.microsoft.com/office/word/2012/wordml" xmlns:w16cex="http://schemas.microsoft.com/office/word/2018/wordml/cex" xmlns:w16cid="http://schemas.microsoft.com/office/word/2016/wordml/cid" xmlns:w16="http://schemas.microsoft.com/office/word/2018/wordml" xmlns:w16du="http://schemas.microsoft.com/office/word/2023/wordml/word16du" xmlns:w16sdtdh="http://schemas.microsoft.com/office/word/2020/wordml/sdtdatahash" xmlns:w16sdtfl="http://schemas.microsoft.com/office/word/2024/wordml/sdtformatlock" xmlns:w16se="http://schemas.microsoft.com/office/word/2015/wordml/symex" xmlns:wpg="http://schemas.microsoft.com/office/word/2010/wordprocessingGroup" xmlns:wpi="http://schemas.microsoft.com/office/word/2010/wordprocessingInk" xmlns:wne="http://schemas.microsoft.com/office/word/2006/wordml" xmlns:wps="http://schemas.microsoft.com/office/word/2010/wordprocessingShape" mc:Ignorable="w14 w15 w16se w16cid w16 w16cex w16sdtdh w16sdtfl w16du wp14">
+<w:ftr xmlns:wpc="http://schemas.microsoft.com/office/word/2010/wordprocessingCanvas" xmlns:cx="http://schemas.microsoft.com/office/drawing/2014/chartex" xmlns:cx1="http://schemas.microsoft.com/office/drawing/2015/9/8/chartex" xmlns:cx2="http://schemas.microsoft.com/office/drawing/2015/10/21/chartex" xmlns:cx3="http://schemas.microsoft.com/office/drawing/2016/5/9/chartex" xmlns:cx4="http://schemas.microsoft.com/office/drawing/2016/5/10/chartex" xmlns:cx5="http://schemas.microsoft.com/office/drawing/2016/5/11/chartex" xmlns:cx6="http://schemas.microsoft.com/office/drawing/2016/5/12/chartex" xmlns:cx7="http://schemas.microsoft.com/office/drawing/2016/5/13/chartex" xmlns:cx8="http://schemas.microsoft.com/office/drawing/2016/5/14/chartex" xmlns:mc="http://schemas.openxmlformats.org/markup-compatibility/2006" xmlns:aink="http://schemas.microsoft.com/office/drawing/2016/ink" xmlns:am3d="http://schemas.microsoft.com/office/drawing/2017/model3d" xmlns:o="urn:schemas-microsoft-com:office:office" xmlns:oel="http://schemas.microsoft.com/office/2019/extlst" xmlns:r="http://schemas.openxmlformats.org/officeDocument/2006/relationships" xmlns:m="http://schemas.openxmlformats.org/officeDocument/2006/math" xmlns:v="urn:schemas-microsoft-com:vml" xmlns:wp14="http://schemas.microsoft.com/office/word/2010/wordprocessingDrawing" xmlns:wp="http://schemas.openxmlformats.org/drawingml/2006/wordprocessingDrawing" xmlns:w10="urn:schemas-microsoft-com:office:word" xmlns:w="http://schemas.openxmlformats.org/wordprocessingml/2006/main" xmlns:w14="http://schemas.microsoft.com/office/word/2010/wordml" xmlns:w15="http://schemas.microsoft.com/office/word/2012/wordml" xmlns:w16cex="http://schemas.microsoft.com/office/word/2018/wordml/cex" xmlns:w16cid="http://schemas.microsoft.com/office/word/2016/wordml/cid" xmlns:w16="http://schemas.microsoft.com/office/word/2018/wordml" xmlns:w16sdtdh="http://schemas.microsoft.com/office/word/2020/wordml/sdtdatahash" xmlns:w16se="http://schemas.microsoft.com/office/word/2015/wordml/symex" xmlns:wpg="http://schemas.microsoft.com/office/word/2010/wordprocessingGroup" xmlns:wpi="http://schemas.microsoft.com/office/word/2010/wordprocessingInk" xmlns:wne="http://schemas.microsoft.com/office/word/2006/wordml" xmlns:wps="http://schemas.microsoft.com/office/word/2010/wordprocessingShape" mc:Ignorable="w14 w15 w16se w16cid w16 w16cex w16sdtdh wp14">
   <w:p/>
 </w:ftr>
 </file>
 
 <file path=word/footnotes.xml><?xml version="1.0" encoding="utf-8"?>
-<w:footnotes xmlns:wpc="http://schemas.microsoft.com/office/word/2010/wordprocessingCanvas" xmlns:cx="http://schemas.microsoft.com/office/drawing/2014/chartex" xmlns:cx1="http://schemas.microsoft.com/office/drawing/2015/9/8/chartex" xmlns:cx2="http://schemas.microsoft.com/office/drawing/2015/10/21/chartex" xmlns:cx3="http://schemas.microsoft.com/office/drawing/2016/5/9/chartex" xmlns:cx4="http://schemas.microsoft.com/office/drawing/2016/5/10/chartex" xmlns:cx5="http://schemas.microsoft.com/office/drawing/2016/5/11/chartex" xmlns:cx6="http://schemas.microsoft.com/office/drawing/2016/5/12/chartex" xmlns:cx7="http://schemas.microsoft.com/office/drawing/2016/5/13/chartex" xmlns:cx8="http://schemas.microsoft.com/office/drawing/2016/5/14/chartex" xmlns:mc="http://schemas.openxmlformats.org/markup-compatibility/2006" xmlns:aink="http://schemas.microsoft.com/office/drawing/2016/ink" xmlns:am3d="http://schemas.microsoft.com/office/drawing/2017/model3d" xmlns:o="urn:schemas-microsoft-com:office:office" xmlns:oel="http://schemas.microsoft.com/office/2019/extlst" xmlns:r="http://schemas.openxmlformats.org/officeDocument/2006/relationships" xmlns:m="http://schemas.openxmlformats.org/officeDocument/2006/math" xmlns:v="urn:schemas-microsoft-com:vml" xmlns:wp14="http://schemas.microsoft.com/office/word/2010/wordprocessingDrawing" xmlns:wp="http://schemas.openxmlformats.org/drawingml/2006/wordprocessingDrawing" xmlns:w10="urn:schemas-microsoft-com:office:word" xmlns:w="http://schemas.openxmlformats.org/wordprocessingml/2006/main" xmlns:w14="http://schemas.microsoft.com/office/word/2010/wordml" xmlns:w15="http://schemas.microsoft.com/office/word/2012/wordml" xmlns:w16cex="http://schemas.microsoft.com/office/word/2018/wordml/cex" xmlns:w16cid="http://schemas.microsoft.com/office/word/2016/wordml/cid" xmlns:w16="http://schemas.microsoft.com/office/word/2018/wordml" xmlns:w16du="http://schemas.microsoft.com/office/word/2023/wordml/word16du" xmlns:w16sdtdh="http://schemas.microsoft.com/office/word/2020/wordml/sdtdatahash" xmlns:w16sdtfl="http://schemas.microsoft.com/office/word/2024/wordml/sdtformatlock" xmlns:w16se="http://schemas.microsoft.com/office/word/2015/wordml/symex" xmlns:wpg="http://schemas.microsoft.com/office/word/2010/wordprocessingGroup" xmlns:wpi="http://schemas.microsoft.com/office/word/2010/wordprocessingInk" xmlns:wne="http://schemas.microsoft.com/office/word/2006/wordml" xmlns:wps="http://schemas.microsoft.com/office/word/2010/wordprocessingShape" mc:Ignorable="w14 w15 w16se w16cid w16 w16cex w16sdtdh w16sdtfl w16du wp14">
+<w:footnotes xmlns:wpc="http://schemas.microsoft.com/office/word/2010/wordprocessingCanvas" xmlns:cx="http://schemas.microsoft.com/office/drawing/2014/chartex" xmlns:cx1="http://schemas.microsoft.com/office/drawing/2015/9/8/chartex" xmlns:cx2="http://schemas.microsoft.com/office/drawing/2015/10/21/chartex" xmlns:cx3="http://schemas.microsoft.com/office/drawing/2016/5/9/chartex" xmlns:cx4="http://schemas.microsoft.com/office/drawing/2016/5/10/chartex" xmlns:cx5="http://schemas.microsoft.com/office/drawing/2016/5/11/chartex" xmlns:cx6="http://schemas.microsoft.com/office/drawing/2016/5/12/chartex" xmlns:cx7="http://schemas.microsoft.com/office/drawing/2016/5/13/chartex" xmlns:cx8="http://schemas.microsoft.com/office/drawing/2016/5/14/chartex" xmlns:mc="http://schemas.openxmlformats.org/markup-compatibility/2006" xmlns:aink="http://schemas.microsoft.com/office/drawing/2016/ink" xmlns:am3d="http://schemas.microsoft.com/office/drawing/2017/model3d" xmlns:o="urn:schemas-microsoft-com:office:office" xmlns:oel="http://schemas.microsoft.com/office/2019/extlst" xmlns:r="http://schemas.openxmlformats.org/officeDocument/2006/relationships" xmlns:m="http://schemas.openxmlformats.org/officeDocument/2006/math" xmlns:v="urn:schemas-microsoft-com:vml" xmlns:wp14="http://schemas.microsoft.com/office/word/2010/wordprocessingDrawing" xmlns:wp="http://schemas.openxmlformats.org/drawingml/2006/wordprocessingDrawing" xmlns:w10="urn:schemas-microsoft-com:office:word" xmlns:w="http://schemas.openxmlformats.org/wordprocessingml/2006/main" xmlns:w14="http://schemas.microsoft.com/office/word/2010/wordml" xmlns:w15="http://schemas.microsoft.com/office/word/2012/wordml" xmlns:w16cex="http://schemas.microsoft.com/office/word/2018/wordml/cex" xmlns:w16cid="http://schemas.microsoft.com/office/word/2016/wordml/cid" xmlns:w16="http://schemas.microsoft.com/office/word/2018/wordml" xmlns:w16sdtdh="http://schemas.microsoft.com/office/word/2020/wordml/sdtdatahash" xmlns:w16se="http://schemas.microsoft.com/office/word/2015/wordml/symex" xmlns:wpg="http://schemas.microsoft.com/office/word/2010/wordprocessingGroup" xmlns:wpi="http://schemas.microsoft.com/office/word/2010/wordprocessingInk" xmlns:wne="http://schemas.microsoft.com/office/word/2006/wordml" xmlns:wps="http://schemas.microsoft.com/office/word/2010/wordprocessingShape" mc:Ignorable="w14 w15 w16se w16cid w16 w16cex w16sdtdh wp14">
   <w:footnote w:type="separator" w:id="-1">
     <w:p>
       <w:pPr>
@@ -3045,7 +2923,7 @@
 </file>
 
 <file path=word/numbering.xml><?xml version="1.0" encoding="utf-8"?>
-<w:numbering xmlns:wpc="http://schemas.microsoft.com/office/word/2010/wordprocessingCanvas" xmlns:cx="http://schemas.microsoft.com/office/drawing/2014/chartex" xmlns:cx1="http://schemas.microsoft.com/office/drawing/2015/9/8/chartex" xmlns:cx2="http://schemas.microsoft.com/office/drawing/2015/10/21/chartex" xmlns:cx3="http://schemas.microsoft.com/office/drawing/2016/5/9/chartex" xmlns:cx4="http://schemas.microsoft.com/office/drawing/2016/5/10/chartex" xmlns:cx5="http://schemas.microsoft.com/office/drawing/2016/5/11/chartex" xmlns:cx6="http://schemas.microsoft.com/office/drawing/2016/5/12/chartex" xmlns:cx7="http://schemas.microsoft.com/office/drawing/2016/5/13/chartex" xmlns:cx8="http://schemas.microsoft.com/office/drawing/2016/5/14/chartex" xmlns:mc="http://schemas.openxmlformats.org/markup-compatibility/2006" xmlns:aink="http://schemas.microsoft.com/office/drawing/2016/ink" xmlns:am3d="http://schemas.microsoft.com/office/drawing/2017/model3d" xmlns:o="urn:schemas-microsoft-com:office:office" xmlns:oel="http://schemas.microsoft.com/office/2019/extlst" xmlns:r="http://schemas.openxmlformats.org/officeDocument/2006/relationships" xmlns:m="http://schemas.openxmlformats.org/officeDocument/2006/math" xmlns:v="urn:schemas-microsoft-com:vml" xmlns:wp14="http://schemas.microsoft.com/office/word/2010/wordprocessingDrawing" xmlns:wp="http://schemas.openxmlformats.org/drawingml/2006/wordprocessingDrawing" xmlns:w10="urn:schemas-microsoft-com:office:word" xmlns:w="http://schemas.openxmlformats.org/wordprocessingml/2006/main" xmlns:w14="http://schemas.microsoft.com/office/word/2010/wordml" xmlns:w15="http://schemas.microsoft.com/office/word/2012/wordml" xmlns:w16cex="http://schemas.microsoft.com/office/word/2018/wordml/cex" xmlns:w16cid="http://schemas.microsoft.com/office/word/2016/wordml/cid" xmlns:w16="http://schemas.microsoft.com/office/word/2018/wordml" xmlns:w16du="http://schemas.microsoft.com/office/word/2023/wordml/word16du" xmlns:w16sdtdh="http://schemas.microsoft.com/office/word/2020/wordml/sdtdatahash" xmlns:w16sdtfl="http://schemas.microsoft.com/office/word/2024/wordml/sdtformatlock" xmlns:w16se="http://schemas.microsoft.com/office/word/2015/wordml/symex" xmlns:wpg="http://schemas.microsoft.com/office/word/2010/wordprocessingGroup" xmlns:wpi="http://schemas.microsoft.com/office/word/2010/wordprocessingInk" xmlns:wne="http://schemas.microsoft.com/office/word/2006/wordml" xmlns:wps="http://schemas.microsoft.com/office/word/2010/wordprocessingShape" mc:Ignorable="w14 w15 w16se w16cid w16 w16cex w16sdtdh w16sdtfl w16du wp14">
+<w:numbering xmlns:wpc="http://schemas.microsoft.com/office/word/2010/wordprocessingCanvas" xmlns:cx="http://schemas.microsoft.com/office/drawing/2014/chartex" xmlns:cx1="http://schemas.microsoft.com/office/drawing/2015/9/8/chartex" xmlns:cx2="http://schemas.microsoft.com/office/drawing/2015/10/21/chartex" xmlns:cx3="http://schemas.microsoft.com/office/drawing/2016/5/9/chartex" xmlns:cx4="http://schemas.microsoft.com/office/drawing/2016/5/10/chartex" xmlns:cx5="http://schemas.microsoft.com/office/drawing/2016/5/11/chartex" xmlns:cx6="http://schemas.microsoft.com/office/drawing/2016/5/12/chartex" xmlns:cx7="http://schemas.microsoft.com/office/drawing/2016/5/13/chartex" xmlns:cx8="http://schemas.microsoft.com/office/drawing/2016/5/14/chartex" xmlns:mc="http://schemas.openxmlformats.org/markup-compatibility/2006" xmlns:aink="http://schemas.microsoft.com/office/drawing/2016/ink" xmlns:am3d="http://schemas.microsoft.com/office/drawing/2017/model3d" xmlns:o="urn:schemas-microsoft-com:office:office" xmlns:oel="http://schemas.microsoft.com/office/2019/extlst" xmlns:r="http://schemas.openxmlformats.org/officeDocument/2006/relationships" xmlns:m="http://schemas.openxmlformats.org/officeDocument/2006/math" xmlns:v="urn:schemas-microsoft-com:vml" xmlns:wp14="http://schemas.microsoft.com/office/word/2010/wordprocessingDrawing" xmlns:wp="http://schemas.openxmlformats.org/drawingml/2006/wordprocessingDrawing" xmlns:w10="urn:schemas-microsoft-com:office:word" xmlns:w="http://schemas.openxmlformats.org/wordprocessingml/2006/main" xmlns:w14="http://schemas.microsoft.com/office/word/2010/wordml" xmlns:w15="http://schemas.microsoft.com/office/word/2012/wordml" xmlns:w16cex="http://schemas.microsoft.com/office/word/2018/wordml/cex" xmlns:w16cid="http://schemas.microsoft.com/office/word/2016/wordml/cid" xmlns:w16="http://schemas.microsoft.com/office/word/2018/wordml" xmlns:w16sdtdh="http://schemas.microsoft.com/office/word/2020/wordml/sdtdatahash" xmlns:w16se="http://schemas.microsoft.com/office/word/2015/wordml/symex" xmlns:wpg="http://schemas.microsoft.com/office/word/2010/wordprocessingGroup" xmlns:wpi="http://schemas.microsoft.com/office/word/2010/wordprocessingInk" xmlns:wne="http://schemas.microsoft.com/office/word/2006/wordml" xmlns:wps="http://schemas.microsoft.com/office/word/2010/wordprocessingShape" mc:Ignorable="w14 w15 w16se w16cid w16 w16cex w16sdtdh wp14">
   <w:abstractNum w:abstractNumId="0" w15:restartNumberingAfterBreak="0">
     <w:nsid w:val="26333DB8"/>
     <w:multiLevelType w:val="multilevel"/>
@@ -3255,7 +3133,7 @@
 </file>
 
 <file path=word/styles.xml><?xml version="1.0" encoding="utf-8"?>
-<w:styles xmlns:mc="http://schemas.openxmlformats.org/markup-compatibility/2006" xmlns:r="http://schemas.openxmlformats.org/officeDocument/2006/relationships" xmlns:w="http://schemas.openxmlformats.org/wordprocessingml/2006/main" xmlns:w14="http://schemas.microsoft.com/office/word/2010/wordml" xmlns:w15="http://schemas.microsoft.com/office/word/2012/wordml" xmlns:w16cex="http://schemas.microsoft.com/office/word/2018/wordml/cex" xmlns:w16cid="http://schemas.microsoft.com/office/word/2016/wordml/cid" xmlns:w16="http://schemas.microsoft.com/office/word/2018/wordml" xmlns:w16du="http://schemas.microsoft.com/office/word/2023/wordml/word16du" xmlns:w16sdtdh="http://schemas.microsoft.com/office/word/2020/wordml/sdtdatahash" xmlns:w16sdtfl="http://schemas.microsoft.com/office/word/2024/wordml/sdtformatlock" xmlns:w16se="http://schemas.microsoft.com/office/word/2015/wordml/symex" mc:Ignorable="w14 w15 w16se w16cid w16 w16cex w16sdtdh w16sdtfl w16du">
+<w:styles xmlns:mc="http://schemas.openxmlformats.org/markup-compatibility/2006" xmlns:r="http://schemas.openxmlformats.org/officeDocument/2006/relationships" xmlns:w="http://schemas.openxmlformats.org/wordprocessingml/2006/main" xmlns:w14="http://schemas.microsoft.com/office/word/2010/wordml" xmlns:w15="http://schemas.microsoft.com/office/word/2012/wordml" xmlns:w16cex="http://schemas.microsoft.com/office/word/2018/wordml/cex" xmlns:w16cid="http://schemas.microsoft.com/office/word/2016/wordml/cid" xmlns:w16="http://schemas.microsoft.com/office/word/2018/wordml" xmlns:w16sdtdh="http://schemas.microsoft.com/office/word/2020/wordml/sdtdatahash" xmlns:w16se="http://schemas.microsoft.com/office/word/2015/wordml/symex" mc:Ignorable="w14 w15 w16se w16cid w16 w16cex w16sdtdh">
   <w:docDefaults>
     <w:rPrDefault>
       <w:rPr>
@@ -3654,6 +3532,7 @@
   <w:style w:type="character" w:default="1" w:styleId="a0">
     <w:name w:val="Default Paragraph Font"/>
     <w:uiPriority w:val="1"/>
+    <w:semiHidden/>
     <w:unhideWhenUsed/>
   </w:style>
   <w:style w:type="table" w:default="1" w:styleId="a1">
